--- a/docs/exports/docx/docs-training-suite-modules-module-05-operations.docx
+++ b/docs/exports/docx/docs-training-suite-modules-module-05-operations.docx
@@ -4,13 +4,18 @@
   <w:body>
     <w:p>
       <w:r>
-        <w:t>docs-training-suite-modules-module-05-operations :root { color-scheme: light; } body { font-family: "Segoe UI", "Helvetica Neue", Arial, sans-serif; margin: 0; padding: 0; background: #ffffff; color: #0f172a; } .markdown-body { max-width: 980px; margin: 40px auto 60px; padding: 0 32px; line-height: 1.65; } .markdown-body h1 { font-size: 32px; margin-bottom: 12px; border-bottom: 2px solid #e2e8f0; padding-bottom: 12px; page-break-before: always; page-break-after: avoid; break-before: page; break-after: avoid; } .markdown-body h1:first-of-type { page-break-before: avoid; break-before: avoid; } .markdown-body h2 { font-size: 24px; margin-top: 28px; border-bottom: 1px solid #e2e8f0; padding-bottom: 8px; page-break-before: always; page-break-after: avoid; break-before: page; break-after: avoid; } .markdown-body h3 { font-size: 18px; margin-top: 20px; page-break-after: avoid; break-after: avoid; } .markdown-body h4, .markdown-body h5, .markdown-body h6 { page-break-after: avoid; break-after: avoid; } .markdown-body table { width: 100%; border-collapse: collapse; margin: 16px 0; font-size: 14px; page-break-inside: avoid; break-inside: avoid; } .markdown-body th, .markdown-body td { border: 1px solid #e2e8f0; padding: 8px 10px; text-align: left; } .markdown-body th { background: #f8fafc; } .markdown-body tr { page-break-inside: avoid; break-inside: avoid; } .markdown-body code { background: #f1f5f9; padding: 2px 4px; border-radius: 4px; font-family: "SFMono-Regular", Menlo, Consolas, monospace; font-size: 0.92em; } .markdown-body pre { background: #0f172a; color: #e2e8f0; padding: 16px; border-radius: 8px; overflow-x: auto; page-break-inside: avoid; break-inside: avoid; } .markdown-body pre code { background: transparent; color: inherit; } .markdown-body blockquote { border-left: 4px solid #38bdf8; margin: 16px 0; padding: 8px 16px; background: #f8fafc; color: #334155; } .markdown-body img { max-width: 100%; height: auto; display: block; margin: 16px 0; border-radius: 10px; box-shadow: 0 8px 20px rgba(15, 23, 42, 0.12); page-break-inside: avoid; break-inside: avoid; } .markdown-body figure { page-break-inside: avoid; break-inside: avoid; margin: 16px 0; } .markdown-body a { color: #2563eb; text-decoration: none; } .markdown-body a:hover { text-decoration: underline; } .cover { padding: 80px 60px 60px; background: linear-gradient(135deg, #0b1220 0%, #1e3a8a 100%); color: #f8fafc; border-radius: 18px; margin-bottom: 32px; } .cover-title { font-size: 36px; font-weight: 700; margin: 0 0 12px; } .cover-subtitle { font-size: 18px; color: #cbd5f5; margin: 0 0 16px; } .cover-meta { font-size: 13px; color: #94a3b8; } .page-break { page-break-after: always; break-after: page; } .footer { margin-top: 40px; font-size: 12px; color: #64748b; } /* Print and PDF-specific styles */ @page { margin: 20mm 18mm; } @media print { .markdown-body { orphans: 3; widows: 3; } .markdown-body p { orphans: 3; widows: 3; } .markdown-body li { page-break-inside: avoid; break-inside: avoid; } .markdown-body ul, .markdown-body ol { page-break-before: avoid; break-before: avoid; } .markdown-body blockquote { page-break-inside: avoid; break-inside: avoid; } /* Keep section content together */ .markdown-body h2 + *, .markdown-body h3 + * { page-break-before: avoid; break-before: avoid; } } Module 05: Operations and Governance</w:t>
+        <w:t>docs-training-suite-modules-module-05-operations :root { color-scheme: light; } body { font-family: "Segoe UI", "Helvetica Neue", Arial, sans-serif; margin: 0; padding: 0; background: #f4f7fb; color: #0f172a; } .markdown-body { max-width: 980px; margin: 0 auto; padding: 36px 42px 64px; line-height: 1.65; background: #ffffff; box-shadow: 0 24px 70px rgba(15, 23, 42, 0.08); } .markdown-body h1 { font-size: 34px; line-height: 1.12; margin-bottom: 12px; color: #07111f; border-bottom: 3px solid #0ea5e9; padding-bottom: 12px; page-break-before: always; page-break-after: avoid; break-before: page; break-after: avoid; } .markdown-body h1:first-of-type { page-break-before: avoid; break-before: avoid; } .markdown-body h2 { font-size: 23px; line-height: 1.2; margin-top: 34px; color: #102a43; border-bottom: 1px solid #d7e2ee; padding-bottom: 8px; page-break-after: avoid; break-after: avoid; } .markdown-body h3 { font-size: 18px; margin-top: 20px; color: #1e3a5f; page-break-after: avoid; break-after: avoid; } .markdown-body h4, .markdown-body h5, .markdown-body h6 { page-break-after: avoid; break-after: avoid; } .markdown-body table { width: 100%; border-collapse: collapse; margin: 18px 0 24px; font-size: 13px; page-break-inside: avoid; break-inside: avoid; box-shadow: 0 1px 0 #e2e8f0; } .markdown-body th, .markdown-body td { border: 1px solid #e2e8f0; padding: 9px 11px; text-align: left; vertical-align: top; } .markdown-body th { background: #eef6ff; color: #0f3157; font-weight: 700; } .markdown-body tr:nth-child(even) td { background: #fbfdff; } .markdown-body tr { page-break-inside: avoid; break-inside: avoid; } .markdown-body code { background: #f1f5f9; padding: 2px 4px; border-radius: 4px; font-family: "SFMono-Regular", Menlo, Consolas, monospace; font-size: 0.92em; } .markdown-body pre { background: #111827; color: #e5eef8; padding: 16px; border-radius: 10px; overflow-x: auto; border: 1px solid #243244; page-break-inside: avoid; break-inside: avoid; } .markdown-body pre code { background: transparent; color: inherit; } .markdown-body blockquote { border-left: 5px solid #0ea5e9; margin: 18px 0; padding: 12px 18px; background: #eff8ff; color: #18324f; border-radius: 0 10px 10px 0; } .markdown-body img { max-width: 100%; height: auto; display: block; margin: 16px 0; border-radius: 10px; box-shadow: 0 8px 20px rgba(15, 23, 42, 0.12); page-break-inside: avoid; break-inside: avoid; } .markdown-body figure { page-break-inside: avoid; break-inside: avoid; margin: 16px 0; } .markdown-body a { color: #2563eb; text-decoration: none; } .markdown-body a:hover { text-decoration: underline; } .cover { min-height: 760px; display: flex; flex-direction: column; justify-content: flex-end; padding: 72px 60px 64px; background: linear-gradient(135deg, rgba(9, 30, 66, 0.96) 0%, rgba(12, 74, 110, 0.94) 54%, rgba(20, 83, 45, 0.9) 100%), radial-gradient(circle at 18% 18%, rgba(14, 165, 233, 0.25), transparent 36%); color: #f8fafc; border-radius: 0; margin: -36px -42px 40px; position: relative; overflow: hidden; } .cover::before { content: "PSScript"; position: absolute; top: 46px; left: 60px; font-size: 12px; font-weight: 800; letter-spacing: 0.24em; text-transform: uppercase; color: rgba(226, 246, 255, 0.82); } .cover::after { content: ""; position: absolute; right: -120px; top: -120px; width: 360px; height: 360px; border: 1px solid rgba(255, 255, 255, 0.18); transform: rotate(28deg); } .markdown-body .cover-title { font-size: 48px; line-height: 1.04; font-weight: 800; color: #f8fafc; border-bottom: 3px solid #38bdf8; margin: 0 0 16px; max-width: 720px; } .cover-subtitle { font-size: 20px; line-height: 1.42; color: #dbeafe; margin: 0 0 22px; max-width: 720px; } .cover-meta { display: inline-block; width: fit-content; font-size: 13px; color: #e0f2fe; background: rgba(255, 255, 255, 0.12); border: 1px solid rgba(255, 255, 255, 0.18); border-radius: 999px; padding: 7px 13px; } .page-break { page-break-after: always; break-after: page; } .footer { margin-top: 40px; font-size: 12px; color: #64748b; border-top: 1px solid #e2e8f0; padding-top: 14px; } /* Print and PDF-specific styles */ @page { size: A4; margin: 18mm 16mm 20mm; } @media print { body { background: #ffffff; } .markdown-body { max-width: none; margin: 0; padding: 0; box-shadow: none; } .cover { margin: 0 0 28px; } .markdown-body { orphans: 3; widows: 3; } .markdown-body p { orphans: 3; widows: 3; } .markdown-body li { page-break-inside: avoid; break-inside: avoid; } .markdown-body ul, .markdown-body ol { page-break-before: avoid; break-before: avoid; } .markdown-body blockquote { page-break-inside: avoid; break-inside: avoid; } /* Keep section content together */ .markdown-body h2 + *, .markdown-body h3 + * { page-break-before: avoid; break-before: avoid; } } Module 05: Operations And Governance</w:t>
       </w:r>
     </w:p>
     <w:p>
       <w:pPr>
         <w:pStyle w:val="Heading1"/>
       </w:pPr>
+    </w:p>
+    <w:p>
+      <w:r>
+        <w:t>Last updated: April 29, 2026.</w:t>
+      </w:r>
     </w:p>
     <w:p>
       <w:pPr>
@@ -25,7 +30,7 @@
         <w:pStyle w:val="ListBullet"/>
       </w:pPr>
       <w:r>
-        <w:t>Monitor services and logs</w:t>
+        <w:t>Monitor Netlify and Supabase production state.</w:t>
       </w:r>
     </w:p>
     <w:p>
@@ -33,7 +38,7 @@
         <w:pStyle w:val="ListBullet"/>
       </w:pPr>
       <w:r>
-        <w:t>Review analytics and usage</w:t>
+        <w:t>Review analytics and script activity.</w:t>
       </w:r>
     </w:p>
     <w:p>
@@ -41,7 +46,15 @@
         <w:pStyle w:val="ListBullet"/>
       </w:pPr>
       <w:r>
-        <w:t>Apply operational checks and governance</w:t>
+        <w:t>Use admin data maintenance safely.</w:t>
+      </w:r>
+    </w:p>
+    <w:p>
+      <w:pPr>
+        <w:pStyle w:val="ListBullet"/>
+      </w:pPr>
+      <w:r>
+        <w:t>Confirm mobile UI health.</w:t>
       </w:r>
     </w:p>
     <w:p>
@@ -57,7 +70,7 @@
         <w:pStyle w:val="ListNumber"/>
       </w:pPr>
       <w:r>
-        <w:t>Open Analytics and review cost and usage metrics.</w:t>
+        <w:t>Open Analytics and review usage/cost indicators.</w:t>
       </w:r>
     </w:p>
     <w:p>
@@ -65,7 +78,16 @@
         <w:pStyle w:val="ListNumber"/>
       </w:pPr>
       <w:r>
-        <w:t>Review recent activity for script changes.</w:t>
+        <w:t xml:space="preserve">Check </w:t>
+      </w:r>
+      <w:r>
+        <w:rPr>
+          <w:rFonts w:ascii="Mono" w:hAnsi="Mono"/>
+        </w:rPr>
+        <w:t>https://pstest.morloksmaze.com/api/health</w:t>
+      </w:r>
+      <w:r>
+        <w:t>.</w:t>
       </w:r>
     </w:p>
     <w:p>
@@ -73,16 +95,39 @@
         <w:pStyle w:val="ListNumber"/>
       </w:pPr>
       <w:r>
-        <w:t xml:space="preserve">Confirm environment health via </w:t>
+        <w:t>Review the latest Netlify production deploy and Function logs.</w:t>
       </w:r>
+    </w:p>
+    <w:p>
+      <w:pPr>
+        <w:pStyle w:val="ListNumber"/>
+      </w:pPr>
       <w:r>
-        <w:rPr>
-          <w:rFonts w:ascii="Mono" w:hAnsi="Mono"/>
-        </w:rPr>
-        <w:t>docker-manage.sh health</w:t>
+        <w:t>Review Supabase Auth/database logs for the same time window if a data issue is reported.</w:t>
       </w:r>
+    </w:p>
+    <w:p>
+      <w:pPr>
+        <w:pStyle w:val="ListNumber"/>
+      </w:pPr>
       <w:r>
-        <w:t xml:space="preserve"> or log checks.</w:t>
+        <w:t>As an admin, open Settings -&gt; Data Maintenance and confirm backup controls are available.</w:t>
+      </w:r>
+    </w:p>
+    <w:p>
+      <w:pPr>
+        <w:pStyle w:val="ListNumber"/>
+      </w:pPr>
+      <w:r>
+        <w:t>Verify mobile dashboard and navigation screenshots match current behavior.</w:t>
+      </w:r>
+    </w:p>
+    <w:p>
+      <w:pPr>
+        <w:pStyle w:val="ListNumber"/>
+      </w:pPr>
+      <w:r>
+        <w:t>For upload, delete, export, or data maintenance incidents, collect both the browser route and hosted API response.</w:t>
       </w:r>
     </w:p>
     <w:p>
@@ -90,7 +135,7 @@
         <w:pStyle w:val="Heading2"/>
       </w:pPr>
       <w:r>
-        <w:t>Operations visuals</w:t>
+        <w:t>Operations Visuals</w:t>
       </w:r>
     </w:p>
     <w:p>
@@ -166,11 +211,47 @@
       </w:r>
     </w:p>
     <w:p>
+      <w:r>
+        <w:drawing>
+          <wp:inline xmlns:a="http://schemas.openxmlformats.org/drawingml/2006/main" xmlns:pic="http://schemas.openxmlformats.org/drawingml/2006/picture">
+            <wp:extent cx="5303520" cy="5303520"/>
+            <wp:docPr id="3" name="Picture 3"/>
+            <wp:cNvGraphicFramePr>
+              <a:graphicFrameLocks noChangeAspect="1"/>
+            </wp:cNvGraphicFramePr>
+            <a:graphic>
+              <a:graphicData uri="http://schemas.openxmlformats.org/drawingml/2006/picture">
+                <pic:pic>
+                  <pic:nvPicPr>
+                    <pic:cNvPr id="0" name="image.png"/>
+                    <pic:cNvPicPr/>
+                  </pic:nvPicPr>
+                  <pic:blipFill>
+                    <a:blip r:embed="rId9"/>
+                    <a:stretch>
+                      <a:fillRect/>
+                    </a:stretch>
+                  </pic:blipFill>
+                  <pic:spPr>
+                    <a:xfrm>
+                      <a:off x="0" y="0"/>
+                      <a:ext cx="5303520" cy="5303520"/>
+                    </a:xfrm>
+                    <a:prstGeom prst="rect"/>
+                  </pic:spPr>
+                </pic:pic>
+              </a:graphicData>
+            </a:graphic>
+          </wp:inline>
+        </w:drawing>
+      </w:r>
+    </w:p>
+    <w:p>
       <w:pPr>
         <w:pStyle w:val="Heading2"/>
       </w:pPr>
       <w:r>
-        <w:t>Operational signals</w:t>
+        <w:t>Operational Signals</w:t>
       </w:r>
     </w:p>
     <w:tbl>
@@ -222,7 +303,7 @@
           </w:tcPr>
           <w:p>
             <w:r>
-              <w:t>Analysis success rate</w:t>
+              <w:t>App health</w:t>
             </w:r>
           </w:p>
         </w:tc>
@@ -232,7 +313,7 @@
           </w:tcPr>
           <w:p>
             <w:r>
-              <w:t>Analytics</w:t>
+              <w:t>Netlify production URL</w:t>
             </w:r>
           </w:p>
         </w:tc>
@@ -242,7 +323,7 @@
           </w:tcPr>
           <w:p>
             <w:r>
-              <w:t>&gt;= 95%</w:t>
+              <w:t>app shell loads</w:t>
             </w:r>
           </w:p>
         </w:tc>
@@ -254,7 +335,7 @@
           </w:tcPr>
           <w:p>
             <w:r>
-              <w:t>Upload dedup hits</w:t>
+              <w:t>API health</w:t>
             </w:r>
           </w:p>
         </w:tc>
@@ -264,7 +345,10 @@
           </w:tcPr>
           <w:p>
             <w:r>
-              <w:t>Scripts</w:t>
+              <w:rPr>
+                <w:rFonts w:ascii="Mono" w:hAnsi="Mono"/>
+              </w:rPr>
+              <w:t>/api/health</w:t>
             </w:r>
           </w:p>
         </w:tc>
@@ -274,7 +358,7 @@
           </w:tcPr>
           <w:p>
             <w:r>
-              <w:t>Stable, no spikes</w:t>
+              <w:t>healthy or degraded with reason</w:t>
             </w:r>
           </w:p>
         </w:tc>
@@ -286,7 +370,7 @@
           </w:tcPr>
           <w:p>
             <w:r>
-              <w:t>Top failing category</w:t>
+              <w:t>Auth gate</w:t>
             </w:r>
           </w:p>
         </w:tc>
@@ -296,7 +380,13 @@
           </w:tcPr>
           <w:p>
             <w:r>
-              <w:t>Analytics</w:t>
+              <w:t xml:space="preserve">Supabase + </w:t>
+            </w:r>
+            <w:r>
+              <w:rPr>
+                <w:rFonts w:ascii="Mono" w:hAnsi="Mono"/>
+              </w:rPr>
+              <w:t>app_profiles</w:t>
             </w:r>
           </w:p>
         </w:tc>
@@ -306,7 +396,7 @@
           </w:tcPr>
           <w:p>
             <w:r>
-              <w:t>Investigate weekly</w:t>
+              <w:t>disabled users blocked</w:t>
             </w:r>
           </w:p>
         </w:tc>
@@ -318,7 +408,7 @@
           </w:tcPr>
           <w:p>
             <w:r>
-              <w:t>Review cadence</w:t>
+              <w:t>Data maintenance</w:t>
             </w:r>
           </w:p>
         </w:tc>
@@ -328,7 +418,7 @@
           </w:tcPr>
           <w:p>
             <w:r>
-              <w:t>Governance logs</w:t>
+              <w:t>Settings -&gt; Data Maintenance</w:t>
             </w:r>
           </w:p>
         </w:tc>
@@ -338,7 +428,135 @@
           </w:tcPr>
           <w:p>
             <w:r>
-              <w:t>&lt;= 30 days</w:t>
+              <w:t>admin only, backup first</w:t>
+            </w:r>
+          </w:p>
+        </w:tc>
+      </w:tr>
+      <w:tr>
+        <w:tc>
+          <w:tcPr>
+            <w:tcW w:type="dxa" w:w="0"/>
+          </w:tcPr>
+          <w:p>
+            <w:r>
+              <w:t>Export</w:t>
+            </w:r>
+          </w:p>
+        </w:tc>
+        <w:tc>
+          <w:tcPr>
+            <w:tcW w:type="dxa" w:w="0"/>
+          </w:tcPr>
+          <w:p>
+            <w:r>
+              <w:t>script analysis PDF</w:t>
+            </w:r>
+          </w:p>
+        </w:tc>
+        <w:tc>
+          <w:tcPr>
+            <w:tcW w:type="dxa" w:w="0"/>
+          </w:tcPr>
+          <w:p>
+            <w:r>
+              <w:t>correct PDF download</w:t>
+            </w:r>
+          </w:p>
+        </w:tc>
+      </w:tr>
+      <w:tr>
+        <w:tc>
+          <w:tcPr>
+            <w:tcW w:type="dxa" w:w="0"/>
+          </w:tcPr>
+          <w:p>
+            <w:r>
+              <w:t>Mobile</w:t>
+            </w:r>
+          </w:p>
+        </w:tc>
+        <w:tc>
+          <w:tcPr>
+            <w:tcW w:type="dxa" w:w="0"/>
+          </w:tcPr>
+          <w:p>
+            <w:r>
+              <w:t>phone viewport</w:t>
+            </w:r>
+          </w:p>
+        </w:tc>
+        <w:tc>
+          <w:tcPr>
+            <w:tcW w:type="dxa" w:w="0"/>
+          </w:tcPr>
+          <w:p>
+            <w:r>
+              <w:t>no overlap</w:t>
+            </w:r>
+          </w:p>
+        </w:tc>
+      </w:tr>
+      <w:tr>
+        <w:tc>
+          <w:tcPr>
+            <w:tcW w:type="dxa" w:w="0"/>
+          </w:tcPr>
+          <w:p>
+            <w:r>
+              <w:t>Upload limit</w:t>
+            </w:r>
+          </w:p>
+        </w:tc>
+        <w:tc>
+          <w:tcPr>
+            <w:tcW w:type="dxa" w:w="0"/>
+          </w:tcPr>
+          <w:p>
+            <w:r>
+              <w:t>upload screen</w:t>
+            </w:r>
+          </w:p>
+        </w:tc>
+        <w:tc>
+          <w:tcPr>
+            <w:tcW w:type="dxa" w:w="0"/>
+          </w:tcPr>
+          <w:p>
+            <w:r>
+              <w:t>hosted 4 MB maximum</w:t>
+            </w:r>
+          </w:p>
+        </w:tc>
+      </w:tr>
+      <w:tr>
+        <w:tc>
+          <w:tcPr>
+            <w:tcW w:type="dxa" w:w="0"/>
+          </w:tcPr>
+          <w:p>
+            <w:r>
+              <w:t>RLS</w:t>
+            </w:r>
+          </w:p>
+        </w:tc>
+        <w:tc>
+          <w:tcPr>
+            <w:tcW w:type="dxa" w:w="0"/>
+          </w:tcPr>
+          <w:p>
+            <w:r>
+              <w:t>Supabase policies</w:t>
+            </w:r>
+          </w:p>
+        </w:tc>
+        <w:tc>
+          <w:tcPr>
+            <w:tcW w:type="dxa" w:w="0"/>
+          </w:tcPr>
+          <w:p>
+            <w:r>
+              <w:t>users can access only authorized records</w:t>
             </w:r>
           </w:p>
         </w:tc>
@@ -416,7 +634,306 @@
     </w:p>
     <w:p>
       <w:r>
-        <w:t xml:space="preserve"> Operational checklist</w:t>
+        <w:t xml:space="preserve"> </w:t>
+      </w:r>
+    </w:p>
+    <w:p>
+      <w:r>
+        <w:t xml:space="preserve"> </w:t>
+      </w:r>
+    </w:p>
+    <w:p>
+      <w:r>
+        <w:t xml:space="preserve"> </w:t>
+      </w:r>
+    </w:p>
+    <w:p>
+      <w:r>
+        <w:t xml:space="preserve"> </w:t>
+      </w:r>
+    </w:p>
+    <w:p>
+      <w:r>
+        <w:t xml:space="preserve"> </w:t>
+      </w:r>
+    </w:p>
+    <w:p>
+      <w:r>
+        <w:t xml:space="preserve"> </w:t>
+      </w:r>
+    </w:p>
+    <w:p>
+      <w:r>
+        <w:t xml:space="preserve"> </w:t>
+      </w:r>
+    </w:p>
+    <w:p>
+      <w:r>
+        <w:t xml:space="preserve"> </w:t>
+      </w:r>
+    </w:p>
+    <w:p>
+      <w:r>
+        <w:t xml:space="preserve"> </w:t>
+      </w:r>
+    </w:p>
+    <w:p>
+      <w:r>
+        <w:t xml:space="preserve"> </w:t>
+      </w:r>
+    </w:p>
+    <w:p>
+      <w:r>
+        <w:t xml:space="preserve"> </w:t>
+      </w:r>
+    </w:p>
+    <w:p>
+      <w:r>
+        <w:t xml:space="preserve"> </w:t>
+      </w:r>
+    </w:p>
+    <w:p>
+      <w:r>
+        <w:t xml:space="preserve"> Governance Evidence</w:t>
+      </w:r>
+    </w:p>
+    <w:p>
+      <w:pPr>
+        <w:pStyle w:val="Heading2"/>
+      </w:pPr>
+    </w:p>
+    <w:tbl>
+      <w:tblPr>
+        <w:tblW w:type="auto" w:w="0"/>
+        <w:tblLook w:firstColumn="1" w:firstRow="1" w:lastColumn="0" w:lastRow="0" w:noHBand="0" w:noVBand="1" w:val="04A0"/>
+      </w:tblPr>
+      <w:tblGrid>
+        <w:gridCol w:w="4320"/>
+        <w:gridCol w:w="4320"/>
+      </w:tblGrid>
+      <w:tr>
+        <w:tc>
+          <w:tcPr>
+            <w:tcW w:type="dxa" w:w="0"/>
+          </w:tcPr>
+          <w:p>
+            <w:r>
+              <w:t>Event</w:t>
+            </w:r>
+          </w:p>
+        </w:tc>
+        <w:tc>
+          <w:tcPr>
+            <w:tcW w:type="dxa" w:w="0"/>
+          </w:tcPr>
+          <w:p>
+            <w:r>
+              <w:t>Evidence to keep</w:t>
+            </w:r>
+          </w:p>
+        </w:tc>
+      </w:tr>
+      <w:tr>
+        <w:tc>
+          <w:tcPr>
+            <w:tcW w:type="dxa" w:w="0"/>
+          </w:tcPr>
+          <w:p>
+            <w:r>
+              <w:t>New script</w:t>
+            </w:r>
+          </w:p>
+        </w:tc>
+        <w:tc>
+          <w:tcPr>
+            <w:tcW w:type="dxa" w:w="0"/>
+          </w:tcPr>
+          <w:p>
+            <w:r>
+              <w:t>Script id, title, owner, category, upload timestamp</w:t>
+            </w:r>
+          </w:p>
+        </w:tc>
+      </w:tr>
+      <w:tr>
+        <w:tc>
+          <w:tcPr>
+            <w:tcW w:type="dxa" w:w="0"/>
+          </w:tcPr>
+          <w:p>
+            <w:r>
+              <w:t>Analysis complete</w:t>
+            </w:r>
+          </w:p>
+        </w:tc>
+        <w:tc>
+          <w:tcPr>
+            <w:tcW w:type="dxa" w:w="0"/>
+          </w:tcPr>
+          <w:p>
+            <w:r>
+              <w:t>Criteria version, score, findings, PDF export</w:t>
+            </w:r>
+          </w:p>
+        </w:tc>
+      </w:tr>
+      <w:tr>
+        <w:tc>
+          <w:tcPr>
+            <w:tcW w:type="dxa" w:w="0"/>
+          </w:tcPr>
+          <w:p>
+            <w:r>
+              <w:t>Remediation complete</w:t>
+            </w:r>
+          </w:p>
+        </w:tc>
+        <w:tc>
+          <w:tcPr>
+            <w:tcW w:type="dxa" w:w="0"/>
+          </w:tcPr>
+          <w:p>
+            <w:r>
+              <w:t>Updated version, accepted findings, reviewer note</w:t>
+            </w:r>
+          </w:p>
+        </w:tc>
+      </w:tr>
+      <w:tr>
+        <w:tc>
+          <w:tcPr>
+            <w:tcW w:type="dxa" w:w="0"/>
+          </w:tcPr>
+          <w:p>
+            <w:r>
+              <w:t>Delete complete</w:t>
+            </w:r>
+          </w:p>
+        </w:tc>
+        <w:tc>
+          <w:tcPr>
+            <w:tcW w:type="dxa" w:w="0"/>
+          </w:tcPr>
+          <w:p>
+            <w:r>
+              <w:t>Script id, title, user, timestamp, result</w:t>
+            </w:r>
+          </w:p>
+        </w:tc>
+      </w:tr>
+      <w:tr>
+        <w:tc>
+          <w:tcPr>
+            <w:tcW w:type="dxa" w:w="0"/>
+          </w:tcPr>
+          <w:p>
+            <w:r>
+              <w:t>Data maintenance</w:t>
+            </w:r>
+          </w:p>
+        </w:tc>
+        <w:tc>
+          <w:tcPr>
+            <w:tcW w:type="dxa" w:w="0"/>
+          </w:tcPr>
+          <w:p>
+            <w:r>
+              <w:t>Backup id, action, confirmation text, admin user</w:t>
+            </w:r>
+          </w:p>
+        </w:tc>
+      </w:tr>
+      <w:tr>
+        <w:tc>
+          <w:tcPr>
+            <w:tcW w:type="dxa" w:w="0"/>
+          </w:tcPr>
+          <w:p>
+            <w:r>
+              <w:t>Incident</w:t>
+            </w:r>
+          </w:p>
+        </w:tc>
+        <w:tc>
+          <w:tcPr>
+            <w:tcW w:type="dxa" w:w="0"/>
+          </w:tcPr>
+          <w:p>
+            <w:r>
+              <w:t>Screenshot, route, deploy id, Function logs, Supabase logs</w:t>
+            </w:r>
+          </w:p>
+        </w:tc>
+      </w:tr>
+    </w:tbl>
+    <w:p>
+      <w:r>
+        <w:t xml:space="preserve"> </w:t>
+      </w:r>
+    </w:p>
+    <w:p>
+      <w:r>
+        <w:t xml:space="preserve"> </w:t>
+      </w:r>
+    </w:p>
+    <w:p>
+      <w:r>
+        <w:t xml:space="preserve"> </w:t>
+      </w:r>
+    </w:p>
+    <w:p>
+      <w:r>
+        <w:t xml:space="preserve"> </w:t>
+      </w:r>
+    </w:p>
+    <w:p>
+      <w:r>
+        <w:t xml:space="preserve"> </w:t>
+      </w:r>
+    </w:p>
+    <w:p>
+      <w:r>
+        <w:t xml:space="preserve"> </w:t>
+      </w:r>
+    </w:p>
+    <w:p>
+      <w:r>
+        <w:t xml:space="preserve"> </w:t>
+      </w:r>
+    </w:p>
+    <w:p>
+      <w:r>
+        <w:t xml:space="preserve"> </w:t>
+      </w:r>
+    </w:p>
+    <w:p>
+      <w:r>
+        <w:t xml:space="preserve"> </w:t>
+      </w:r>
+    </w:p>
+    <w:p>
+      <w:r>
+        <w:t xml:space="preserve"> </w:t>
+      </w:r>
+    </w:p>
+    <w:p>
+      <w:r>
+        <w:t xml:space="preserve"> </w:t>
+      </w:r>
+    </w:p>
+    <w:p>
+      <w:r>
+        <w:t xml:space="preserve"> </w:t>
+      </w:r>
+    </w:p>
+    <w:p>
+      <w:r>
+        <w:t xml:space="preserve"> </w:t>
+      </w:r>
+    </w:p>
+    <w:p>
+      <w:r>
+        <w:t xml:space="preserve"> Verification Checklist</w:t>
       </w:r>
     </w:p>
     <w:p>
@@ -429,7 +946,7 @@
         <w:pStyle w:val="ListBullet"/>
       </w:pPr>
       <w:r>
-        <w:t>Database and cache healthy</w:t>
+        <w:t>Production health endpoint responds.</w:t>
       </w:r>
     </w:p>
     <w:p>
@@ -437,7 +954,7 @@
         <w:pStyle w:val="ListBullet"/>
       </w:pPr>
       <w:r>
-        <w:t>AI service reachable</w:t>
+        <w:t>Netlify deploy logs are reachable.</w:t>
       </w:r>
     </w:p>
     <w:p>
@@ -445,7 +962,7 @@
         <w:pStyle w:val="ListBullet"/>
       </w:pPr>
       <w:r>
-        <w:t>Script uploads and analysis succeed</w:t>
+        <w:t>Supabase logs show no active auth/database incident.</w:t>
       </w:r>
     </w:p>
     <w:p>
@@ -453,15 +970,7 @@
         <w:pStyle w:val="ListBullet"/>
       </w:pPr>
       <w:r>
-        <w:t>Errors captured in logs</w:t>
-      </w:r>
-    </w:p>
-    <w:p>
-      <w:pPr>
-        <w:pStyle w:val="Heading2"/>
-      </w:pPr>
-      <w:r>
-        <w:t>Verification checklist</w:t>
+        <w:t>Admin backup list loads.</w:t>
       </w:r>
     </w:p>
     <w:p>
@@ -469,7 +978,7 @@
         <w:pStyle w:val="ListBullet"/>
       </w:pPr>
       <w:r>
-        <w:t>You can find usage metrics in Analytics</w:t>
+        <w:t>Mobile navigation works.</w:t>
       </w:r>
     </w:p>
     <w:p>
@@ -477,12 +986,12 @@
         <w:pStyle w:val="ListBullet"/>
       </w:pPr>
       <w:r>
-        <w:t>You can identify the most recent script activity</w:t>
+        <w:t>Support evidence is enough for another person to reproduce the issue.</w:t>
       </w:r>
     </w:p>
     <w:p>
       <w:r>
-        <w:t>Generated 2026-01-16 23:34 UTC</w:t>
+        <w:t>Generated 2026-04-29 14:08 UTC</w:t>
         <w:t xml:space="preserve"> </w:t>
       </w:r>
     </w:p>
